--- a/cf/jm/u/files/u050.docx
+++ b/cf/jm/u/files/u050.docx
@@ -20,7 +20,7 @@
     </w:p>
     <w:p>
       <w:r>
-        <w:t>請針對每個題目，把答案填在「回答：」後面（越具體越好）；填好後請放回您的部門資料夾即可，不需回信。</w:t>
+        <w:t>這份問卷是想更了解您的實際作業，好把您的 AI 助理做得更貼近需求。第一部分請把答案填在「回答：」後面（越具體越好）；第二部分只是先讓您了解，之後用的時候再一起調整，不用現在填。填好後放回您的部門資料夾即可，不需回信。</w:t>
       </w:r>
     </w:p>
     <w:p>
@@ -32,8 +32,16 @@
       </w:r>
     </w:p>
     <w:p>
+      <w:pPr>
+        <w:pStyle w:val="Heading2"/>
+      </w:pPr>
       <w:r>
-        <w:t>1. 客戶 TPD 文件是什麼格式？（PDF、圖說集）能否擷取工序、材料、規格、數量？</w:t>
+        <w:t>一、請您提供或確認的事情</w:t>
+      </w:r>
+    </w:p>
+    <w:p>
+      <w:r>
+        <w:t>1. 這個助理要幫誰、做什麼？（例：幫副工程師，讀客戶的 TPD 技術資料包，整理成毛利評估表要填的內容）</w:t>
       </w:r>
     </w:p>
     <w:p>
@@ -43,7 +51,7 @@
     </w:p>
     <w:p>
       <w:r>
-        <w:t>2. 毛利評估表/EIP 評估單有哪些欄位？哪些是成本金額欄（一定要人填）？</w:t>
+        <w:t>2. AI 要讀的資料是什麼、放哪？（例：客戶提供的 TPD 文件，存在公用 R 槽）</w:t>
       </w:r>
     </w:p>
     <w:p>
@@ -53,7 +61,7 @@
     </w:p>
     <w:p>
       <w:r>
-        <w:t>3. 材料/工序對照是否齊全？含標準工時與內製/外包判定嗎？</w:t>
+        <w:t>3. 你希望它做完給你什麼？（例：一份毛利評估表內容草稿，把材料、工序、數量列出來，成本單價欄位留給人填）</w:t>
       </w:r>
     </w:p>
     <w:p>
@@ -63,7 +71,7 @@
     </w:p>
     <w:p>
       <w:r>
-        <w:t>4. AI 只做工序與材料整理、金額留人填——這個分界是否確認？</w:t>
+        <w:t>4. 哪些欄位一定要人填、AI 不能碰？（成本單價、毛利結論由副工程師判定，AI 絕不臆造金額和報價）</w:t>
       </w:r>
     </w:p>
     <w:p>
@@ -73,7 +81,7 @@
     </w:p>
     <w:p>
       <w:r>
-        <w:t>5. 特殊製程（熱處理、陽極、NADCAP）如何在評估表呈現？</w:t>
+        <w:t>5. 要對照哪些既有資料？（例：材料／工序對照表、你們的毛利評估範本）</w:t>
       </w:r>
     </w:p>
     <w:p>
@@ -83,12 +91,45 @@
     </w:p>
     <w:p>
       <w:r>
-        <w:t>6. TPD 屬客戶機密，是否需去識別化樣本測試、限製程課可見？</w:t>
+        <w:t>6. 怕出錯的地方？（TPD 沒寫的數量、規格就標「待補」，不准 AI 自己補）</w:t>
       </w:r>
     </w:p>
     <w:p>
       <w:r>
         <w:t>回答：</w:t>
+      </w:r>
+    </w:p>
+    <w:p>
+      <w:pPr>
+        <w:pStyle w:val="Heading2"/>
+      </w:pPr>
+      <w:r>
+        <w:t>二、要用了之後、跟 AI 一起調整的事情（先了解即可，不用現在填）</w:t>
+      </w:r>
+    </w:p>
+    <w:p>
+      <w:r>
+        <w:t>• 提醒：成本單價這種資料要人維護，AI 只負責把評估項目框好，金額留白給人填</w:t>
+      </w:r>
+    </w:p>
+    <w:p>
+      <w:r>
+        <w:t>• 試用時丟一份真實 TPD，看它抓的工序、材料、數量對不對，錯的糾正它</w:t>
+      </w:r>
+    </w:p>
+    <w:p>
+      <w:r>
+        <w:t>• 如果它自作主張估了金額或報價，立刻提醒它「金額和毛利由副工程師判定，你不能猜」</w:t>
+      </w:r>
+    </w:p>
+    <w:p>
+      <w:r>
+        <w:t>• 評估表欄位若跟你們的範本或 EIP 評估單不合，把實際格式貼給它</w:t>
+      </w:r>
+    </w:p>
+    <w:p>
+      <w:r>
+        <w:t>• 用久了把常見的特殊製程判讀方式講清楚，它抓項目會更準</w:t>
       </w:r>
     </w:p>
     <w:p/>
@@ -101,8 +142,16 @@
       </w:r>
     </w:p>
     <w:p>
+      <w:pPr>
+        <w:pStyle w:val="Heading2"/>
+      </w:pPr>
       <w:r>
-        <w:t>1. 客戶 TPD 文件中的物料清單是隨附表格、還是散落圖說需擷取？</w:t>
+        <w:t>一、請您提供或確認的事情</w:t>
+      </w:r>
+    </w:p>
+    <w:p>
+      <w:r>
+        <w:t>1. 這個助理要幫誰、做什麼？（例：幫副工程師，讀客戶 TPD 和 PLM 現行 BOM 比對，找出要設變的差異物料）</w:t>
       </w:r>
     </w:p>
     <w:p>
@@ -112,7 +161,7 @@
     </w:p>
     <w:p>
       <w:r>
-        <w:t>2. PLM 現行 BOM 能否匯出成清單（料號→品名、數量、規格、版次）放知識庫？</w:t>
+        <w:t>2. AI 要比對的兩份資料是什麼？（例：客戶 TPD 文件，加上 PLM 現行 BOM）</w:t>
       </w:r>
     </w:p>
     <w:p>
@@ -122,7 +171,7 @@
     </w:p>
     <w:p>
       <w:r>
-        <w:t>3. 差異物料表要哪些欄位？差異分類（新增/刪除/數量/規格變更）定義是否明確？</w:t>
+        <w:t>3. 你希望它產出什麼？（例：一張差異物料表草稿，標出新增／刪除／數量變更／規格變更）</w:t>
       </w:r>
     </w:p>
     <w:p>
@@ -132,7 +181,7 @@
     </w:p>
     <w:p>
       <w:r>
-        <w:t>4. 料號比對用公司料號還是客戶料號？查無對照時如何標？</w:t>
+        <w:t>4. 以什麼為對照基準？（一律以 TPD 和現行 BOM 為準）</w:t>
       </w:r>
     </w:p>
     <w:p>
@@ -142,7 +191,7 @@
     </w:p>
     <w:p>
       <w:r>
-        <w:t>5. AI 出差異草稿、PLM 設變由人操作——這個分界是否確認？</w:t>
+        <w:t>5. 哪些一定要人做？（實際在 PLM 執行 BOM 設變由副工程師操作，AI 只出差異草稿）</w:t>
       </w:r>
     </w:p>
     <w:p>
@@ -152,12 +201,45 @@
     </w:p>
     <w:p>
       <w:r>
-        <w:t>6. TPD 屬客戶機密，是否需去識別化樣本測試、限製程課可見？</w:t>
+        <w:t>6. 怕出錯的地方？（航太件不能漏項；查無對照、版次不明就標「待補」，不准 AI 猜）</w:t>
       </w:r>
     </w:p>
     <w:p>
       <w:r>
         <w:t>回答：</w:t>
+      </w:r>
+    </w:p>
+    <w:p>
+      <w:pPr>
+        <w:pStyle w:val="Heading2"/>
+      </w:pPr>
+      <w:r>
+        <w:t>二、要用了之後、跟 AI 一起調整的事情（先了解即可，不用現在填）</w:t>
+      </w:r>
+    </w:p>
+    <w:p>
+      <w:r>
+        <w:t>• 提醒：要先把現行 BOM 從 PLM 匯出成表格，AI 才有基準可比</w:t>
+      </w:r>
+    </w:p>
+    <w:p>
+      <w:r>
+        <w:t>• 試用時丟一份真實 TPD，逐項核對它抓的差異，特別留意有沒有漏項</w:t>
+      </w:r>
+    </w:p>
+    <w:p>
+      <w:r>
+        <w:t>• 遇到某料號查無對照，確認它標「查無對照、待補」而不是自動當新增</w:t>
+      </w:r>
+    </w:p>
+    <w:p>
+      <w:r>
+        <w:t>• 把料號命名、版次規則、差異類型定義補給它，比對會更準</w:t>
+      </w:r>
+    </w:p>
+    <w:p>
+      <w:r>
+        <w:t>• 用久了把你常補的判斷（哪種算真變更、哪種只是描述不同）整理成例子給它</w:t>
       </w:r>
     </w:p>
     <w:p/>
@@ -170,8 +252,16 @@
       </w:r>
     </w:p>
     <w:p>
+      <w:pPr>
+        <w:pStyle w:val="Heading2"/>
+      </w:pPr>
       <w:r>
-        <w:t>1. 公司料號命名規則是什麼？（類別碼、材質碼、規格碼、流水號結構）</w:t>
+        <w:t>一、請您提供或確認的事情</w:t>
+      </w:r>
+    </w:p>
+    <w:p>
+      <w:r>
+        <w:t>1. 這個助理要幫誰、做什麼？（例：幫副工程師，讀客戶 TPD，依公司命名規則整理出要建立的新料號草稿）</w:t>
       </w:r>
     </w:p>
     <w:p>
@@ -181,7 +271,7 @@
     </w:p>
     <w:p>
       <w:r>
-        <w:t>2. 客戶 TPD 中能擷取到哪些屬性？（品名、材質、規格、類別）是否足以組料號？</w:t>
+        <w:t>2. AI 要讀的資料是什麼？（例：客戶提供的 TPD 文件）</w:t>
       </w:r>
     </w:p>
     <w:p>
@@ -191,7 +281,7 @@
     </w:p>
     <w:p>
       <w:r>
-        <w:t>3. 既有料號清單能否匯出放知識庫，供 AI 做重複/近似比對？</w:t>
+        <w:t>3. 你希望它產出什麼？（例：一份待建立料號表，含建議料號草稿，並標出是否和既有料號重複）</w:t>
       </w:r>
     </w:p>
     <w:p>
@@ -201,7 +291,7 @@
     </w:p>
     <w:p>
       <w:r>
-        <w:t>4. AI 出建議料號草稿、唯一編碼與發行由人判定——這個分界是否確認？</w:t>
+        <w:t>4. 料號怎麼編？（要照你們的「料號命名規則」，含類別碼、材質碼、流水號等）</w:t>
       </w:r>
     </w:p>
     <w:p>
@@ -211,7 +301,7 @@
     </w:p>
     <w:p>
       <w:r>
-        <w:t>5. 重複或近似料號的判定標準（完全相同 or 相似度）如何定義？</w:t>
+        <w:t>5. 哪些一定要人做？（最終料號編碼和 PLM 簽核發行由副工程師判定，AI 只出草稿、不下唯一編碼結論）</w:t>
       </w:r>
     </w:p>
     <w:p>
@@ -221,12 +311,45 @@
     </w:p>
     <w:p>
       <w:r>
-        <w:t>6. TPD 屬客戶機密，是否需去識別化樣本測試、限製程課可見？</w:t>
+        <w:t>6. 怕出錯的地方？（屬性看不清就標「待補」，疑似重複要標出來，不准 AI 硬編）</w:t>
       </w:r>
     </w:p>
     <w:p>
       <w:r>
         <w:t>回答：</w:t>
+      </w:r>
+    </w:p>
+    <w:p>
+      <w:pPr>
+        <w:pStyle w:val="Heading2"/>
+      </w:pPr>
+      <w:r>
+        <w:t>二、要用了之後、跟 AI 一起調整的事情（先了解即可，不用現在填）</w:t>
+      </w:r>
+    </w:p>
+    <w:p>
+      <w:r>
+        <w:t>• 提醒：要先把料號命名規則和既有料號清單給它，它才有辦法產草稿和查重複</w:t>
+      </w:r>
+    </w:p>
+    <w:p>
+      <w:r>
+        <w:t>• 試用時丟一份真實 TPD，看它抓的品名、材質、規格對不對，錯的糾正它</w:t>
+      </w:r>
+    </w:p>
+    <w:p>
+      <w:r>
+        <w:t>• 確認它遇到規則沒涵蓋的情況會標「命名未涵蓋、待確認」，而不是硬湊一個料號</w:t>
+      </w:r>
+    </w:p>
+    <w:p>
+      <w:r>
+        <w:t>• 疑似重複的料號要它列出來給你判，別讓它自己下定論</w:t>
+      </w:r>
+    </w:p>
+    <w:p>
+      <w:r>
+        <w:t>• 用久了把常見的命名例外（特殊件、客供料）規則補給它，草稿會更準</w:t>
       </w:r>
     </w:p>
     <w:p/>
